--- a/BRISAS/EXPENSAS/2026/AGOSTO/INFORME.docx
+++ b/BRISAS/EXPENSAS/2026/AGOSTO/INFORME.docx
@@ -445,6 +445,17 @@
       <w:pPr>
         <w:pStyle w:val="NormalWeb"/>
       </w:pPr>
+      <w:r>
+        <w:t xml:space="preserve">Enlace al drive del mes: </w:t>
+      </w:r>
+      <w:hyperlink r:id="rId5" w:history="1">
+        <w:r>
+          <w:rPr>
+            <w:rStyle w:val="Hipervnculo"/>
+          </w:rPr>
+          <w:t>https://drive.google.com/drive/folders/1MYNWIZExGo7MU9lLaLCyPI64MSVUykoL?usp=sharing</w:t>
+        </w:r>
+      </w:hyperlink>
     </w:p>
     <w:p>
       <w:pPr>
@@ -484,7 +495,7 @@
                     <pic:cNvPicPr/>
                   </pic:nvPicPr>
                   <pic:blipFill>
-                    <a:blip r:embed="rId5"/>
+                    <a:blip r:embed="rId6"/>
                     <a:stretch>
                       <a:fillRect/>
                     </a:stretch>
@@ -537,7 +548,7 @@
                     <pic:cNvPicPr/>
                   </pic:nvPicPr>
                   <pic:blipFill>
-                    <a:blip r:embed="rId6" cstate="print">
+                    <a:blip r:embed="rId7" cstate="print">
                       <a:extLst>
                         <a:ext uri="{28A0092B-C50C-407E-A947-70E740481C1C}">
                           <a14:useLocalDpi xmlns:a14="http://schemas.microsoft.com/office/drawing/2010/main" val="0"/>
@@ -659,7 +670,7 @@
                     </pic:cNvPicPr>
                   </pic:nvPicPr>
                   <pic:blipFill>
-                    <a:blip r:embed="rId7" cstate="print">
+                    <a:blip r:embed="rId8" cstate="print">
                       <a:extLst>
                         <a:ext uri="{28A0092B-C50C-407E-A947-70E740481C1C}">
                           <a14:useLocalDpi xmlns:a14="http://schemas.microsoft.com/office/drawing/2010/main" val="0"/>
@@ -729,7 +740,7 @@
                     <pic:cNvPicPr/>
                   </pic:nvPicPr>
                   <pic:blipFill>
-                    <a:blip r:embed="rId8" cstate="print">
+                    <a:blip r:embed="rId9" cstate="print">
                       <a:extLst>
                         <a:ext uri="{28A0092B-C50C-407E-A947-70E740481C1C}">
                           <a14:useLocalDpi xmlns:a14="http://schemas.microsoft.com/office/drawing/2010/main" val="0"/>
@@ -797,7 +808,7 @@
                     <pic:cNvPicPr/>
                   </pic:nvPicPr>
                   <pic:blipFill>
-                    <a:blip r:embed="rId9" cstate="print">
+                    <a:blip r:embed="rId10" cstate="print">
                       <a:extLst>
                         <a:ext uri="{28A0092B-C50C-407E-A947-70E740481C1C}">
                           <a14:useLocalDpi xmlns:a14="http://schemas.microsoft.com/office/drawing/2010/main" val="0"/>
@@ -846,7 +857,7 @@
                     <pic:cNvPicPr/>
                   </pic:nvPicPr>
                   <pic:blipFill>
-                    <a:blip r:embed="rId10" cstate="print">
+                    <a:blip r:embed="rId11" cstate="print">
                       <a:extLst>
                         <a:ext uri="{28A0092B-C50C-407E-A947-70E740481C1C}">
                           <a14:useLocalDpi xmlns:a14="http://schemas.microsoft.com/office/drawing/2010/main" val="0"/>
@@ -872,6 +883,58 @@
           </wp:inline>
         </w:drawing>
       </w:r>
+      <w:r>
+        <w:rPr>
+          <w:noProof/>
+        </w:rPr>
+        <w:t xml:space="preserve">  </w:t>
+      </w:r>
+      <w:r>
+        <w:rPr>
+          <w:noProof/>
+        </w:rPr>
+        <w:drawing>
+          <wp:inline distT="0" distB="0" distL="0" distR="0" wp14:anchorId="728E7E3B" wp14:editId="2D8B490F">
+            <wp:extent cx="2057400" cy="3553460"/>
+            <wp:effectExtent l="0" t="0" r="0" b="8890"/>
+            <wp:docPr id="11" name="Imagen 11"/>
+            <wp:cNvGraphicFramePr>
+              <a:graphicFrameLocks xmlns:a="http://schemas.openxmlformats.org/drawingml/2006/main" noChangeAspect="1"/>
+            </wp:cNvGraphicFramePr>
+            <a:graphic xmlns:a="http://schemas.openxmlformats.org/drawingml/2006/main">
+              <a:graphicData uri="http://schemas.openxmlformats.org/drawingml/2006/picture">
+                <pic:pic xmlns:pic="http://schemas.openxmlformats.org/drawingml/2006/picture">
+                  <pic:nvPicPr>
+                    <pic:cNvPr id="11" name="Imagen 11"/>
+                    <pic:cNvPicPr/>
+                  </pic:nvPicPr>
+                  <pic:blipFill>
+                    <a:blip r:embed="rId12" cstate="print">
+                      <a:extLst>
+                        <a:ext uri="{28A0092B-C50C-407E-A947-70E740481C1C}">
+                          <a14:useLocalDpi xmlns:a14="http://schemas.microsoft.com/office/drawing/2010/main" val="0"/>
+                        </a:ext>
+                      </a:extLst>
+                    </a:blip>
+                    <a:stretch>
+                      <a:fillRect/>
+                    </a:stretch>
+                  </pic:blipFill>
+                  <pic:spPr>
+                    <a:xfrm>
+                      <a:off x="0" y="0"/>
+                      <a:ext cx="2091272" cy="3611962"/>
+                    </a:xfrm>
+                    <a:prstGeom prst="rect">
+                      <a:avLst/>
+                    </a:prstGeom>
+                  </pic:spPr>
+                </pic:pic>
+              </a:graphicData>
+            </a:graphic>
+          </wp:inline>
+        </w:drawing>
+      </w:r>
     </w:p>
     <w:p>
       <w:pPr>
@@ -921,7 +984,7 @@
                     <pic:cNvPicPr/>
                   </pic:nvPicPr>
                   <pic:blipFill>
-                    <a:blip r:embed="rId11">
+                    <a:blip r:embed="rId13">
                       <a:extLst>
                         <a:ext uri="{28A0092B-C50C-407E-A947-70E740481C1C}">
                           <a14:useLocalDpi xmlns:a14="http://schemas.microsoft.com/office/drawing/2010/main" val="0"/>
@@ -1578,6 +1641,29 @@
       <w:bCs/>
     </w:rPr>
   </w:style>
+  <w:style w:type="character" w:styleId="Hipervnculo">
+    <w:name w:val="Hyperlink"/>
+    <w:basedOn w:val="Fuentedeprrafopredeter"/>
+    <w:uiPriority w:val="99"/>
+    <w:unhideWhenUsed/>
+    <w:rsid w:val="00CF087E"/>
+    <w:rPr>
+      <w:color w:val="0563C1" w:themeColor="hyperlink"/>
+      <w:u w:val="single"/>
+    </w:rPr>
+  </w:style>
+  <w:style w:type="character" w:styleId="Mencinsinresolver">
+    <w:name w:val="Unresolved Mention"/>
+    <w:basedOn w:val="Fuentedeprrafopredeter"/>
+    <w:uiPriority w:val="99"/>
+    <w:semiHidden/>
+    <w:unhideWhenUsed/>
+    <w:rsid w:val="00CF087E"/>
+    <w:rPr>
+      <w:color w:val="605E5C"/>
+      <w:shd w:val="clear" w:color="auto" w:fill="E1DFDD"/>
+    </w:rPr>
+  </w:style>
 </w:styles>
 </file>
 
